--- a/glossary hash.docx
+++ b/glossary hash.docx
@@ -7824,6 +7824,13 @@
       </w:r>
       <w:r>
         <w:rPr>
+          <w:rFonts w:ascii="Times New Roman" w:hAnsi="Times New Roman" w:cs="Times New Roman"/>
+          <w:sz w:val="24"/>
+        </w:rPr>
+        <w:tab/>
+      </w:r>
+      <w:r>
+        <w:rPr>
           <w:rFonts w:ascii="Times New Roman" w:hAnsi="Times New Roman" w:cs="Times New Roman" w:hint="eastAsia"/>
           <w:sz w:val="24"/>
         </w:rPr>
@@ -7864,6 +7871,19 @@
           <w:sz w:val="24"/>
         </w:rPr>
         <w:tab/>
+      </w:r>
+      <w:r>
+        <w:rPr>
+          <w:rFonts w:ascii="Times New Roman" w:hAnsi="Times New Roman" w:cs="Times New Roman"/>
+          <w:sz w:val="24"/>
+        </w:rPr>
+        <w:tab/>
+      </w:r>
+      <w:r>
+        <w:rPr>
+          <w:rFonts w:ascii="Times New Roman" w:hAnsi="Times New Roman" w:cs="Times New Roman"/>
+          <w:sz w:val="24"/>
+        </w:rPr>
         <w:t>fortuitous</w:t>
       </w:r>
       <w:r>
@@ -7939,6 +7959,13 @@
       </w:r>
       <w:r>
         <w:rPr>
+          <w:rFonts w:ascii="Times New Roman" w:hAnsi="Times New Roman" w:cs="Times New Roman"/>
+          <w:sz w:val="24"/>
+        </w:rPr>
+        <w:tab/>
+      </w:r>
+      <w:r>
+        <w:rPr>
           <w:rFonts w:ascii="Times New Roman" w:hAnsi="Times New Roman" w:cs="Times New Roman" w:hint="eastAsia"/>
           <w:sz w:val="24"/>
         </w:rPr>
@@ -7957,6 +7984,13 @@
           <w:sz w:val="24"/>
         </w:rPr>
         <w:t xml:space="preserve"> </w:t>
+      </w:r>
+      <w:r>
+        <w:rPr>
+          <w:rFonts w:ascii="Times New Roman" w:hAnsi="Times New Roman" w:cs="Times New Roman"/>
+          <w:sz w:val="24"/>
+        </w:rPr>
+        <w:tab/>
       </w:r>
       <w:r>
         <w:rPr>
@@ -8253,6 +8287,13 @@
           <w:sz w:val="24"/>
         </w:rPr>
         <w:t>assuage</w:t>
+      </w:r>
+      <w:r>
+        <w:rPr>
+          <w:rFonts w:ascii="Times New Roman" w:hAnsi="Times New Roman" w:cs="Times New Roman"/>
+          <w:sz w:val="24"/>
+        </w:rPr>
+        <w:tab/>
       </w:r>
       <w:r>
         <w:rPr>
@@ -31501,6 +31542,13 @@
       </w:r>
       <w:r>
         <w:rPr>
+          <w:rFonts w:ascii="Times New Roman" w:hAnsi="Times New Roman" w:cs="Times New Roman"/>
+          <w:sz w:val="24"/>
+        </w:rPr>
+        <w:tab/>
+      </w:r>
+      <w:r>
+        <w:rPr>
           <w:rFonts w:ascii="Times New Roman" w:hAnsi="Times New Roman" w:cs="Times New Roman" w:hint="eastAsia"/>
           <w:sz w:val="24"/>
         </w:rPr>
@@ -31515,6 +31563,13 @@
       </w:r>
       <w:r>
         <w:rPr>
+          <w:rFonts w:ascii="Times New Roman" w:hAnsi="Times New Roman" w:cs="Times New Roman"/>
+          <w:sz w:val="24"/>
+        </w:rPr>
+        <w:tab/>
+      </w:r>
+      <w:r>
+        <w:rPr>
           <w:rFonts w:ascii="Times New Roman" w:hAnsi="Times New Roman" w:cs="Times New Roman" w:hint="eastAsia"/>
           <w:sz w:val="24"/>
         </w:rPr>
@@ -31536,6 +31591,13 @@
       </w:r>
       <w:r>
         <w:rPr>
+          <w:rFonts w:ascii="Times New Roman" w:hAnsi="Times New Roman" w:cs="Times New Roman"/>
+          <w:sz w:val="24"/>
+        </w:rPr>
+        <w:tab/>
+      </w:r>
+      <w:r>
+        <w:rPr>
           <w:rFonts w:ascii="Times New Roman" w:hAnsi="Times New Roman" w:cs="Times New Roman" w:hint="eastAsia"/>
           <w:sz w:val="24"/>
         </w:rPr>
@@ -31557,6 +31619,13 @@
       </w:r>
       <w:r>
         <w:rPr>
+          <w:rFonts w:ascii="Times New Roman" w:hAnsi="Times New Roman" w:cs="Times New Roman"/>
+          <w:sz w:val="24"/>
+        </w:rPr>
+        <w:tab/>
+      </w:r>
+      <w:r>
+        <w:rPr>
           <w:rFonts w:ascii="Times New Roman" w:hAnsi="Times New Roman" w:cs="Times New Roman" w:hint="eastAsia"/>
           <w:sz w:val="24"/>
         </w:rPr>
@@ -31576,6 +31645,13 @@
         </w:rPr>
         <w:tab/>
         <w:t>succinct</w:t>
+      </w:r>
+      <w:r>
+        <w:rPr>
+          <w:rFonts w:ascii="Times New Roman" w:hAnsi="Times New Roman" w:cs="Times New Roman"/>
+          <w:sz w:val="24"/>
+        </w:rPr>
+        <w:tab/>
       </w:r>
       <w:r>
         <w:rPr>
@@ -31879,7 +31955,21 @@
           <w:rFonts w:ascii="Times New Roman" w:hAnsi="Times New Roman" w:cs="Times New Roman" w:hint="eastAsia"/>
           <w:sz w:val="24"/>
         </w:rPr>
+        <w:t xml:space="preserve"> </w:t>
+      </w:r>
+      <w:r>
+        <w:rPr>
+          <w:rFonts w:ascii="Times New Roman" w:hAnsi="Times New Roman" w:cs="Times New Roman" w:hint="eastAsia"/>
+          <w:sz w:val="24"/>
+        </w:rPr>
         <w:t>parsimonious</w:t>
+      </w:r>
+      <w:r>
+        <w:rPr>
+          <w:rFonts w:ascii="Times New Roman" w:hAnsi="Times New Roman" w:cs="Times New Roman"/>
+          <w:sz w:val="24"/>
+        </w:rPr>
+        <w:tab/>
       </w:r>
       <w:r>
         <w:rPr>
@@ -35169,6 +35259,13 @@
           <w:rFonts w:ascii="Times New Roman" w:hAnsi="Times New Roman" w:cs="Times New Roman" w:hint="eastAsia"/>
           <w:sz w:val="24"/>
         </w:rPr>
+        <w:t xml:space="preserve"> </w:t>
+      </w:r>
+      <w:r>
+        <w:rPr>
+          <w:rFonts w:ascii="Times New Roman" w:hAnsi="Times New Roman" w:cs="Times New Roman" w:hint="eastAsia"/>
+          <w:sz w:val="24"/>
+        </w:rPr>
         <w:t>obloquy</w:t>
       </w:r>
       <w:r>
@@ -35296,6 +35393,13 @@
           <w:sz w:val="24"/>
         </w:rPr>
         <w:t xml:space="preserve"> </w:t>
+      </w:r>
+      <w:r>
+        <w:rPr>
+          <w:rFonts w:ascii="Times New Roman" w:hAnsi="Times New Roman" w:cs="Times New Roman"/>
+          <w:sz w:val="24"/>
+        </w:rPr>
+        <w:tab/>
       </w:r>
       <w:r>
         <w:rPr>
@@ -36366,13 +36470,6 @@
           <w:sz w:val="24"/>
         </w:rPr>
         <w:t>oose</w:t>
-      </w:r>
-      <w:r>
-        <w:rPr>
-          <w:rFonts w:ascii="Times New Roman" w:hAnsi="Times New Roman" w:cs="Times New Roman"/>
-          <w:sz w:val="24"/>
-        </w:rPr>
-        <w:tab/>
       </w:r>
     </w:p>
     <w:p>
